--- a/assets/CV_Magdalena Radanty-2026.docx
+++ b/assets/CV_Magdalena Radanty-2026.docx
@@ -144,7 +144,7 @@
           <w:szCs w:val="20"/>
           <w:rtl w:val="0"/>
         </w:rPr>
-        <w:t xml:space="preserve">Dynamic Creative Content Specialist leveraging 3+ years of experience across digital design, web content development, and localization. Expertise in managing CMS platforms (HTML/CSS), producing high-quality visual assets, and facilitating cross-cultural operations across Japanese, Indonesian, and English environments. Highly adaptable and recognized for strong attention to detail, efficient digital tool workflows, and seamless administrative logistics.</w:t>
+        <w:t xml:space="preserve">Dynamic Creative Content Specialist leveraging 3+ years of experience in digital design, social media, web development, and localization. Skilled in managing CMS platforms (HTML/CSS), driving end-to-end social media strategies, creating high-impact visual assets, and facilitating cross-cultural operations across Japanese, Indonesian, and English environments. Highly adaptable and recognized for strong attention to detail, efficient digital tool workflows, and seamless administrative logistics.</w:t>
       </w:r>
       <w:r>
         <w:rPr>
@@ -446,7 +446,7 @@
       </w:pPr>
       <w:sdt>
         <w:sdtPr>
-          <w:id w:val="-64516824"/>
+          <w:id w:val="1547804172"/>
           <w:tag w:val="goog_rdk_0"/>
         </w:sdtPr>
         <w:sdtContent>

--- a/assets/CV_Magdalena Radanty-2026.docx
+++ b/assets/CV_Magdalena Radanty-2026.docx
@@ -282,7 +282,7 @@
                 <w:szCs w:val="20"/>
                 <w:rtl w:val="0"/>
               </w:rPr>
-              <w:t xml:space="preserve">- Jakarta &amp; Tokyo  </w:t>
+              <w:t xml:space="preserve">- Jakarta, Indonesia &amp; Tokyo, Japan</w:t>
             </w:r>
           </w:p>
           <w:p>
@@ -446,7 +446,7 @@
       </w:pPr>
       <w:sdt>
         <w:sdtPr>
-          <w:id w:val="1547804172"/>
+          <w:id w:val="-532439003"/>
           <w:tag w:val="goog_rdk_0"/>
         </w:sdtPr>
         <w:sdtContent>

--- a/assets/CV_Magdalena Radanty-2026.docx
+++ b/assets/CV_Magdalena Radanty-2026.docx
@@ -446,7 +446,7 @@
       </w:pPr>
       <w:sdt>
         <w:sdtPr>
-          <w:id w:val="-532439003"/>
+          <w:id w:val="976480913"/>
           <w:tag w:val="goog_rdk_0"/>
         </w:sdtPr>
         <w:sdtContent>
@@ -558,7 +558,7 @@
           <w:szCs w:val="20"/>
           <w:rtl w:val="0"/>
         </w:rPr>
-        <w:t xml:space="preserve">Support end-to-end administrative logistics for visiting Japanese executives, including schedule coordination, cross-border travel arrangements, and on-site operational support. </w:t>
+        <w:t xml:space="preserve">Support end-to-end logistics for visiting Japanese executives, including international travel, schedule coordination, and on-site administrative operations. </w:t>
       </w:r>
     </w:p>
     <w:p>
